--- a/backend/Internship_submission/Project Design Phase/Problem - Solution Fit Template/Problem - Solution Fit Template v1.docx
+++ b/backend/Internship_submission/Project Design Phase/Problem - Solution Fit Template/Problem - Solution Fit Template v1.docx
@@ -319,66 +319,6 @@
           </wp:inline>
         </w:drawing>
       </w:r>
-    </w:p>
-    <w:p>
-      <w:r>
-        <w:t>References:</w:t>
-      </w:r>
-    </w:p>
-    <w:p>
-      <w:pPr>
-        <w:numPr>
-          <w:ilvl w:val="0"/>
-          <w:numId w:val="1"/>
-        </w:numPr>
-        <w:pBdr>
-          <w:top w:val="nil"/>
-          <w:left w:val="nil"/>
-          <w:bottom w:val="nil"/>
-          <w:right w:val="nil"/>
-          <w:between w:val="nil"/>
-        </w:pBdr>
-        <w:spacing w:after="0"/>
-        <w:rPr>
-          <w:color w:val="000000"/>
-        </w:rPr>
-      </w:pPr>
-      <w:hyperlink r:id="rId7">
-        <w:r>
-          <w:rPr>
-            <w:color w:val="0563C1"/>
-            <w:u w:val="single"/>
-          </w:rPr>
-          <w:t>https://www.ideahackers.network/problem-solution-fit-canvas/</w:t>
-        </w:r>
-      </w:hyperlink>
-    </w:p>
-    <w:p>
-      <w:pPr>
-        <w:numPr>
-          <w:ilvl w:val="0"/>
-          <w:numId w:val="1"/>
-        </w:numPr>
-        <w:pBdr>
-          <w:top w:val="nil"/>
-          <w:left w:val="nil"/>
-          <w:bottom w:val="nil"/>
-          <w:right w:val="nil"/>
-          <w:between w:val="nil"/>
-        </w:pBdr>
-        <w:rPr>
-          <w:color w:val="000000"/>
-        </w:rPr>
-      </w:pPr>
-      <w:hyperlink r:id="rId8">
-        <w:r>
-          <w:rPr>
-            <w:color w:val="0563C1"/>
-            <w:u w:val="single"/>
-          </w:rPr>
-          <w:t>https://medium.com/@epicantus/problem-solution-fit-canvas-aa3dd59cb4fe</w:t>
-        </w:r>
-      </w:hyperlink>
     </w:p>
     <w:p>
       <w:pPr>

--- a/backend/Internship_submission/Project Design Phase/Problem - Solution Fit Template/Problem - Solution Fit Template v1.docx
+++ b/backend/Internship_submission/Project Design Phase/Problem - Solution Fit Template/Problem - Solution Fit Template v1.docx
@@ -129,7 +129,7 @@
           </w:tcPr>
           <w:p>
             <w:r>
-              <w:t>AeroTrade (Student: Arcot Yashashivini)</w:t>
+              <w:t>shopez_swadeshi (Student: Arcot Yashashivini)</w:t>
             </w:r>
           </w:p>
         </w:tc>
@@ -325,7 +325,7 @@
         <w:pStyle w:val="Heading2"/>
       </w:pPr>
       <w:r>
-        <w:t>Problem - Solution Fit Analysis (AeroTrade Simulation Terminal)</w:t>
+        <w:t>Problem - Solution Fit Analysis (shopez_swadeshi Simulation Terminal)</w:t>
       </w:r>
     </w:p>
     <w:p>
@@ -335,80 +335,68 @@
         </w:rPr>
         <w:t>1. Customer Pains &amp; Pains Solved:</w:t>
         <w:br/>
-      </w:r>
-      <w:r>
-        <w:rPr>
-          <w:i/>
-        </w:rPr>
-        <w:t xml:space="preserve">- Pain: Fear of real financial losses. </w:t>
-      </w:r>
-      <w:r>
-        <w:t>-&gt; Fit: $100,000 virtual cash pre-seeded with in-memory Mongo fallback, allowing risk-free simulated trading.</w:t>
+        <w:t>- Pain: Fear of real financial losses. -&gt; Fit: $100,000 virtual cash pre-seeded with in-memory Mongo fallback, allowing risk-free simulated shopez_swadeshi.</w:t>
         <w:br/>
-      </w:r>
-      <w:r>
-        <w:rPr>
-          <w:i/>
-        </w:rPr>
-        <w:t xml:space="preserve">- Pain: Complex data representation. </w:t>
-      </w:r>
-      <w:r>
-        <w:t>-&gt; Fit: Dynamic color-coded P&amp;L holdings table using arrow indicators (▲ / ▼) and custom HTML5 Canvas sparklines representing 24h stock charts.</w:t>
+        <w:t>- Pain: Complex data representation. -&gt; Fit: Dynamic color-coded P&amp;L holdings table using arrow indicators (▲ / ▼) and custom HTML5 Canvas sparklines representing 24h stock charts.</w:t>
         <w:br/>
-      </w:r>
-      <w:r>
-        <w:rPr>
-          <w:i/>
-        </w:rPr>
-        <w:t xml:space="preserve">- Pain: Admin CLI dependencies. </w:t>
-      </w:r>
-      <w:r>
-        <w:t>-&gt; Fit: Dedicated Admin Portal allowing CRUD operations on stock symbols and a unified system transaction log.</w:t>
+        <w:t>- Pain: Admin CLI dependencies. -&gt; Fit: Dedicated Admin Portal allowing CRUD operations on stock symbols and a unified system transaction log.</w:t>
         <w:br/>
         <w:br/>
-      </w:r>
-      <w:r>
-        <w:rPr>
-          <w:b/>
-        </w:rPr>
         <w:t>2. Customer Gains &amp; Gains Created:</w:t>
         <w:br/>
-      </w:r>
-      <w:r>
-        <w:rPr>
-          <w:i/>
-        </w:rPr>
-        <w:t xml:space="preserve">- Gain: Visual feedback. </w:t>
-      </w:r>
-      <w:r>
-        <w:t>-&gt; Fit: Flash price animation ticks, sector-wise SVG allocation charts, and scrolling Google News feeds.</w:t>
+        <w:t>- Gain: Visual feedback. -&gt; Fit: Flash price animation ticks, sector-wise SVG allocation charts, and scrolling Google News feeds.</w:t>
         <w:br/>
-      </w:r>
-      <w:r>
-        <w:rPr>
-          <w:i/>
-        </w:rPr>
-        <w:t xml:space="preserve">- Gain: Continuous practice. </w:t>
-      </w:r>
-      <w:r>
-        <w:t>-&gt; Fit: Selected stock state persistence (localStorage) which retains active symbols across updates/refreshes.</w:t>
+        <w:t>- Gain: Continuous practice. -&gt; Fit: Selected stock state persistence (localStorage) which retains active symbols across updates/refreshes.</w:t>
         <w:br/>
         <w:br/>
-      </w:r>
-      <w:r>
-        <w:rPr>
-          <w:b/>
-        </w:rPr>
         <w:t>3. Triggers &amp; User Behavior Fit:</w:t>
         <w:br/>
-      </w:r>
-      <w:r>
         <w:t>- Triggers: Market movements and real-time news alerts.</w:t>
         <w:br/>
-      </w:r>
-      <w:r>
         <w:t>- Behavior Fit: Integrates live Yahoo Finance feeds for true market synchronization and background micro-fluctuations (runs every 10s) to keep the simulation alive and engaging.</w:t>
       </w:r>
+      <w:r>
+        <w:rPr>
+          <w:i/>
+        </w:rPr>
+      </w:r>
+      <w:r/>
+      <w:r>
+        <w:rPr>
+          <w:i/>
+        </w:rPr>
+      </w:r>
+      <w:r/>
+      <w:r>
+        <w:rPr>
+          <w:i/>
+        </w:rPr>
+      </w:r>
+      <w:r/>
+      <w:r>
+        <w:rPr>
+          <w:b/>
+        </w:rPr>
+      </w:r>
+      <w:r>
+        <w:rPr>
+          <w:i/>
+        </w:rPr>
+      </w:r>
+      <w:r/>
+      <w:r>
+        <w:rPr>
+          <w:i/>
+        </w:rPr>
+      </w:r>
+      <w:r/>
+      <w:r>
+        <w:rPr>
+          <w:b/>
+        </w:rPr>
+      </w:r>
+      <w:r/>
+      <w:r/>
     </w:p>
     <w:sectPr>
       <w:pgSz w:w="11906" w:h="16838"/>
